--- a/制作ノート_25000_yourname.docx
+++ b/制作ノート_25000_yourname.docx
@@ -14,6 +14,12 @@
         </w:rPr>
         <w:t>制作ノート</w:t>
       </w:r>
+      <w:r>
+        <w:rPr>
+          <w:rFonts w:ascii="ＭＳ Ｐ明朝" w:eastAsia="ＭＳ Ｐ明朝" w:hAnsi="ＭＳ Ｐ明朝" w:hint="eastAsia"/>
+        </w:rPr>
+        <w:t>えええええええ</w:t>
+      </w:r>
     </w:p>
     <w:p>
       <w:pPr>
@@ -40,7 +46,7 @@
       <w:pPr>
         <w:ind w:leftChars="3028" w:left="6662"/>
         <w:rPr>
-          <w:rFonts w:ascii="ＭＳ Ｐ明朝" w:eastAsia="ＭＳ Ｐ明朝" w:hAnsi="ＭＳ Ｐ明朝" w:hint="eastAsia"/>
+          <w:rFonts w:ascii="ＭＳ Ｐ明朝" w:eastAsia="ＭＳ Ｐ明朝" w:hAnsi="ＭＳ Ｐ明朝"/>
         </w:rPr>
       </w:pPr>
       <w:r>
@@ -159,7 +165,7 @@
     <w:p>
       <w:pPr>
         <w:rPr>
-          <w:rFonts w:ascii="ＭＳ Ｐ明朝" w:eastAsia="ＭＳ Ｐ明朝" w:hAnsi="ＭＳ Ｐ明朝" w:hint="eastAsia"/>
+          <w:rFonts w:ascii="ＭＳ Ｐ明朝" w:eastAsia="ＭＳ Ｐ明朝" w:hAnsi="ＭＳ Ｐ明朝"/>
         </w:rPr>
       </w:pPr>
       <w:r>
@@ -433,14 +439,14 @@
     <w:p>
       <w:pPr>
         <w:rPr>
-          <w:rFonts w:ascii="ＭＳ Ｐ明朝" w:eastAsia="ＭＳ Ｐ明朝" w:hAnsi="ＭＳ Ｐ明朝" w:hint="eastAsia"/>
-        </w:rPr>
-      </w:pPr>
-    </w:p>
-    <w:p>
-      <w:pPr>
-        <w:rPr>
-          <w:rFonts w:ascii="ＭＳ Ｐ明朝" w:eastAsia="ＭＳ Ｐ明朝" w:hAnsi="ＭＳ Ｐ明朝" w:hint="eastAsia"/>
+          <w:rFonts w:ascii="ＭＳ Ｐ明朝" w:eastAsia="ＭＳ Ｐ明朝" w:hAnsi="ＭＳ Ｐ明朝"/>
+        </w:rPr>
+      </w:pPr>
+    </w:p>
+    <w:p>
+      <w:pPr>
+        <w:rPr>
+          <w:rFonts w:ascii="ＭＳ Ｐ明朝" w:eastAsia="ＭＳ Ｐ明朝" w:hAnsi="ＭＳ Ｐ明朝"/>
         </w:rPr>
       </w:pPr>
     </w:p>

--- a/制作ノート_25000_yourname.docx
+++ b/制作ノート_25000_yourname.docx
@@ -14,18 +14,12 @@
         </w:rPr>
         <w:t>制作ノート</w:t>
       </w:r>
-      <w:r>
-        <w:rPr>
-          <w:rFonts w:ascii="ＭＳ Ｐ明朝" w:eastAsia="ＭＳ Ｐ明朝" w:hAnsi="ＭＳ Ｐ明朝" w:hint="eastAsia"/>
-        </w:rPr>
-        <w:t>えええええええ</w:t>
-      </w:r>
     </w:p>
     <w:p>
       <w:pPr>
         <w:ind w:leftChars="3028" w:left="6662"/>
         <w:rPr>
-          <w:rFonts w:ascii="ＭＳ Ｐ明朝" w:eastAsia="ＭＳ Ｐ明朝" w:hAnsi="ＭＳ Ｐ明朝"/>
+          <w:rFonts w:ascii="ＭＳ Ｐ明朝" w:eastAsia="ＭＳ Ｐ明朝" w:hAnsi="ＭＳ Ｐ明朝" w:hint="eastAsia"/>
         </w:rPr>
       </w:pPr>
       <w:r>
@@ -39,7 +33,14 @@
           <w:rFonts w:ascii="ＭＳ Ｐ明朝" w:eastAsia="ＭＳ Ｐ明朝" w:hAnsi="ＭＳ Ｐ明朝" w:hint="eastAsia"/>
           <w:u w:val="single"/>
         </w:rPr>
-        <w:t>２５０００</w:t>
+        <w:t>２５</w:t>
+      </w:r>
+      <w:r>
+        <w:rPr>
+          <w:rFonts w:ascii="ＭＳ Ｐ明朝" w:eastAsia="ＭＳ Ｐ明朝" w:hAnsi="ＭＳ Ｐ明朝" w:hint="eastAsia"/>
+          <w:u w:val="single"/>
+        </w:rPr>
+        <w:t>101</w:t>
       </w:r>
     </w:p>
     <w:p>
@@ -60,7 +61,7 @@
           <w:rFonts w:ascii="ＭＳ Ｐ明朝" w:eastAsia="ＭＳ Ｐ明朝" w:hAnsi="ＭＳ Ｐ明朝" w:hint="eastAsia"/>
           <w:u w:val="single"/>
         </w:rPr>
-        <w:t>XXXXXXXXXXX</w:t>
+        <w:t>楢原シオン</w:t>
       </w:r>
     </w:p>
     <w:p>
@@ -75,13 +76,6 @@
         </w:rPr>
         <w:t>テーマ１：</w:t>
       </w:r>
-      <w:r>
-        <w:rPr>
-          <w:rFonts w:ascii="ＭＳ Ｐ明朝" w:eastAsia="ＭＳ Ｐ明朝" w:hAnsi="ＭＳ Ｐ明朝" w:hint="eastAsia"/>
-          <w:u w:val="single"/>
-        </w:rPr>
-        <w:t>XXXXXXXXXXXXXXXXXXXXXXXXXXXXXXXXXXXXXXXXXXXXXXXXXXXXXXX</w:t>
-      </w:r>
     </w:p>
     <w:p>
       <w:pPr>
@@ -106,15 +100,8 @@
         <w:rPr>
           <w:rFonts w:ascii="ＭＳ Ｐ明朝" w:eastAsia="ＭＳ Ｐ明朝" w:hAnsi="ＭＳ Ｐ明朝" w:hint="eastAsia"/>
         </w:rPr>
-        <w:t>XXXXXXXXXXXXXXXXXXXXXXXXXXXXXXXXXXXXXXXXXXXXXXXXXXXXXXXXXXXXXXXXXXXXXXXXXXXXXXXXXXXXXXXXXXXXXXXXXXXXXXXXXXXXXXXXXXXXXXXXXXXXXXXXXXXXXXXXXXXXXXXXXXXXXXXXXXXXXXXXXXXXXXXXXXXXXXXXXXXXXXXXXXXXXXXXXXXXXXXXXXXXXXXXｘ</w:t>
-      </w:r>
-    </w:p>
-    <w:p>
-      <w:pPr>
-        <w:rPr>
-          <w:rFonts w:ascii="ＭＳ Ｐ明朝" w:eastAsia="ＭＳ Ｐ明朝" w:hAnsi="ＭＳ Ｐ明朝"/>
-        </w:rPr>
-      </w:pPr>
+        <w:t>久留米を起点にして大分～熊本経由で1周すると何時間かかる？</w:t>
+      </w:r>
     </w:p>
     <w:p>
       <w:pPr>
@@ -367,6 +354,7 @@
         <w:rPr>
           <w:rFonts w:ascii="ＭＳ Ｐ明朝" w:eastAsia="ＭＳ Ｐ明朝" w:hAnsi="ＭＳ Ｐ明朝" w:hint="eastAsia"/>
         </w:rPr>
+        <w:lastRenderedPageBreak/>
         <w:t>制作案</w:t>
       </w:r>
     </w:p>

--- a/制作ノート_25000_yourname.docx
+++ b/制作ノート_25000_yourname.docx
@@ -19,7 +19,7 @@
       <w:pPr>
         <w:ind w:leftChars="3028" w:left="6662"/>
         <w:rPr>
-          <w:rFonts w:ascii="ＭＳ Ｐ明朝" w:eastAsia="ＭＳ Ｐ明朝" w:hAnsi="ＭＳ Ｐ明朝" w:hint="eastAsia"/>
+          <w:rFonts w:ascii="ＭＳ Ｐ明朝" w:eastAsia="ＭＳ Ｐ明朝" w:hAnsi="ＭＳ Ｐ明朝"/>
         </w:rPr>
       </w:pPr>
       <w:r>
@@ -76,6 +76,19 @@
         </w:rPr>
         <w:t>テーマ１：</w:t>
       </w:r>
+      <w:r>
+        <w:rPr>
+          <w:rFonts w:ascii="ＭＳ Ｐ明朝" w:eastAsia="ＭＳ Ｐ明朝" w:hAnsi="ＭＳ Ｐ明朝" w:hint="eastAsia"/>
+        </w:rPr>
+        <w:t>久留米を起点にして大分～熊本経由で1周すると何時間かかる？</w:t>
+      </w:r>
+    </w:p>
+    <w:p>
+      <w:pPr>
+        <w:rPr>
+          <w:rFonts w:ascii="ＭＳ Ｐ明朝" w:eastAsia="ＭＳ Ｐ明朝" w:hAnsi="ＭＳ Ｐ明朝"/>
+        </w:rPr>
+      </w:pPr>
     </w:p>
     <w:p>
       <w:pPr>
@@ -100,7 +113,26 @@
         <w:rPr>
           <w:rFonts w:ascii="ＭＳ Ｐ明朝" w:eastAsia="ＭＳ Ｐ明朝" w:hAnsi="ＭＳ Ｐ明朝" w:hint="eastAsia"/>
         </w:rPr>
-        <w:t>久留米を起点にして大分～熊本経由で1周すると何時間かかる？</w:t>
+        <w:t>始発から乗って大分まで行き、</w:t>
+      </w:r>
+      <w:r>
+        <w:rPr>
+          <w:rFonts w:ascii="ＭＳ Ｐ明朝" w:eastAsia="ＭＳ Ｐ明朝" w:hAnsi="ＭＳ Ｐ明朝" w:hint="eastAsia"/>
+        </w:rPr>
+        <w:t>何時間後に熊本に向かい、その後久留米まで一周したら何時間、総額いくらかかるのか</w:t>
+      </w:r>
+    </w:p>
+    <w:p>
+      <w:pPr>
+        <w:rPr>
+          <w:rFonts w:ascii="ＭＳ Ｐ明朝" w:eastAsia="ＭＳ Ｐ明朝" w:hAnsi="ＭＳ Ｐ明朝" w:hint="eastAsia"/>
+        </w:rPr>
+      </w:pPr>
+      <w:r>
+        <w:rPr>
+          <w:rFonts w:ascii="ＭＳ Ｐ明朝" w:eastAsia="ＭＳ Ｐ明朝" w:hAnsi="ＭＳ Ｐ明朝" w:hint="eastAsia"/>
+        </w:rPr>
+        <w:t>基本的に普通のみ　特急は本数が少ない場合可</w:t>
       </w:r>
     </w:p>
     <w:p>
@@ -126,15 +158,8 @@
         <w:rPr>
           <w:rFonts w:ascii="ＭＳ Ｐ明朝" w:eastAsia="ＭＳ Ｐ明朝" w:hAnsi="ＭＳ Ｐ明朝" w:hint="eastAsia"/>
         </w:rPr>
-        <w:t>XXXXXXXXXXXXXXXXXXXXXXXXXXXXXXXXXXXXXXXXXXXXXXXXXXXXXXXXXXXXXXXXXXXXXXXXXXXXXXXXXXXXXXXXXXXXXXXXXXXXXXXXXXXXXXXXXXXXXXXXXXXXXXXXXXXXXXXXXXXXXXXXXXXXXXXXXXXXXXXXXXXXXXXXXXXXXXXXXXXXXXXXXXXXXXXXXXXXXXXXXXXXXXXX</w:t>
-      </w:r>
-    </w:p>
-    <w:p>
-      <w:pPr>
-        <w:rPr>
-          <w:rFonts w:ascii="ＭＳ Ｐ明朝" w:eastAsia="ＭＳ Ｐ明朝" w:hAnsi="ＭＳ Ｐ明朝"/>
-        </w:rPr>
-      </w:pPr>
+        <w:t>旅好きの若者</w:t>
+      </w:r>
     </w:p>
     <w:p>
       <w:pPr>

--- a/制作ノート_25000_yourname.docx
+++ b/制作ノート_25000_yourname.docx
@@ -80,15 +80,57 @@
         <w:rPr>
           <w:rFonts w:ascii="ＭＳ Ｐ明朝" w:eastAsia="ＭＳ Ｐ明朝" w:hAnsi="ＭＳ Ｐ明朝" w:hint="eastAsia"/>
         </w:rPr>
-        <w:t>久留米を起点にして大分～熊本経由で1周すると何時間かかる？</w:t>
-      </w:r>
-    </w:p>
-    <w:p>
-      <w:pPr>
-        <w:rPr>
-          <w:rFonts w:ascii="ＭＳ Ｐ明朝" w:eastAsia="ＭＳ Ｐ明朝" w:hAnsi="ＭＳ Ｐ明朝"/>
-        </w:rPr>
-      </w:pPr>
+        <w:t>久留米を起点にして大分～熊本経由で1周</w:t>
+      </w:r>
+      <w:r>
+        <w:rPr>
+          <w:rFonts w:ascii="ＭＳ Ｐ明朝" w:eastAsia="ＭＳ Ｐ明朝" w:hAnsi="ＭＳ Ｐ明朝" w:hint="eastAsia"/>
+        </w:rPr>
+        <w:t>して観光名所いくらかまわったら</w:t>
+      </w:r>
+      <w:r>
+        <w:rPr>
+          <w:rFonts w:ascii="ＭＳ Ｐ明朝" w:eastAsia="ＭＳ Ｐ明朝" w:hAnsi="ＭＳ Ｐ明朝" w:hint="eastAsia"/>
+        </w:rPr>
+        <w:t>何時間</w:t>
+      </w:r>
+      <w:r>
+        <w:rPr>
+          <w:rFonts w:ascii="ＭＳ Ｐ明朝" w:eastAsia="ＭＳ Ｐ明朝" w:hAnsi="ＭＳ Ｐ明朝" w:hint="eastAsia"/>
+        </w:rPr>
+        <w:t>、総額いくら</w:t>
+      </w:r>
+      <w:r>
+        <w:rPr>
+          <w:rFonts w:ascii="ＭＳ Ｐ明朝" w:eastAsia="ＭＳ Ｐ明朝" w:hAnsi="ＭＳ Ｐ明朝" w:hint="eastAsia"/>
+        </w:rPr>
+        <w:t>かかる？</w:t>
+      </w:r>
+    </w:p>
+    <w:p>
+      <w:pPr>
+        <w:rPr>
+          <w:rFonts w:ascii="ＭＳ Ｐ明朝" w:eastAsia="ＭＳ Ｐ明朝" w:hAnsi="ＭＳ Ｐ明朝"/>
+        </w:rPr>
+      </w:pPr>
+      <w:r>
+        <w:rPr>
+          <w:rFonts w:ascii="ＭＳ Ｐ明朝" w:eastAsia="ＭＳ Ｐ明朝" w:hAnsi="ＭＳ Ｐ明朝" w:hint="eastAsia"/>
+        </w:rPr>
+        <w:t>テーマ２：久留米</w:t>
+      </w:r>
+      <w:r>
+        <w:rPr>
+          <w:rFonts w:ascii="ＭＳ Ｐ明朝" w:eastAsia="ＭＳ Ｐ明朝" w:hAnsi="ＭＳ Ｐ明朝" w:hint="eastAsia"/>
+        </w:rPr>
+        <w:t>と</w:t>
+      </w:r>
+      <w:r>
+        <w:rPr>
+          <w:rFonts w:ascii="ＭＳ Ｐ明朝" w:eastAsia="ＭＳ Ｐ明朝" w:hAnsi="ＭＳ Ｐ明朝" w:hint="eastAsia"/>
+        </w:rPr>
+        <w:t>熊本の小旅行</w:t>
+      </w:r>
     </w:p>
     <w:p>
       <w:pPr>
@@ -113,19 +155,31 @@
         <w:rPr>
           <w:rFonts w:ascii="ＭＳ Ｐ明朝" w:eastAsia="ＭＳ Ｐ明朝" w:hAnsi="ＭＳ Ｐ明朝" w:hint="eastAsia"/>
         </w:rPr>
+        <w:t>*</w:t>
+      </w:r>
+      <w:r>
+        <w:rPr>
+          <w:rFonts w:ascii="ＭＳ Ｐ明朝" w:eastAsia="ＭＳ Ｐ明朝" w:hAnsi="ＭＳ Ｐ明朝" w:hint="eastAsia"/>
+        </w:rPr>
         <w:t>始発から乗って大分まで行き、</w:t>
       </w:r>
       <w:r>
         <w:rPr>
           <w:rFonts w:ascii="ＭＳ Ｐ明朝" w:eastAsia="ＭＳ Ｐ明朝" w:hAnsi="ＭＳ Ｐ明朝" w:hint="eastAsia"/>
         </w:rPr>
-        <w:t>何時間後に熊本に向かい、その後久留米まで一周したら何時間、総額いくらかかるのか</w:t>
-      </w:r>
-    </w:p>
-    <w:p>
-      <w:pPr>
-        <w:rPr>
-          <w:rFonts w:ascii="ＭＳ Ｐ明朝" w:eastAsia="ＭＳ Ｐ明朝" w:hAnsi="ＭＳ Ｐ明朝" w:hint="eastAsia"/>
+        <w:t>何時間後に熊本に向かい、その後久留米まで一周したら何時間、総額いくら</w:t>
+      </w:r>
+      <w:r>
+        <w:rPr>
+          <w:rFonts w:ascii="ＭＳ Ｐ明朝" w:eastAsia="ＭＳ Ｐ明朝" w:hAnsi="ＭＳ Ｐ明朝" w:hint="eastAsia"/>
+        </w:rPr>
+        <w:t>か、どれだけ観光名所を回れるのか</w:t>
+      </w:r>
+    </w:p>
+    <w:p>
+      <w:pPr>
+        <w:rPr>
+          <w:rFonts w:ascii="ＭＳ Ｐ明朝" w:eastAsia="ＭＳ Ｐ明朝" w:hAnsi="ＭＳ Ｐ明朝"/>
         </w:rPr>
       </w:pPr>
       <w:r>
@@ -134,6 +188,44 @@
         </w:rPr>
         <w:t>基本的に普通のみ　特急は本数が少ない場合可</w:t>
       </w:r>
+      <w:r>
+        <w:rPr>
+          <w:rFonts w:ascii="ＭＳ Ｐ明朝" w:eastAsia="ＭＳ Ｐ明朝" w:hAnsi="ＭＳ Ｐ明朝" w:hint="eastAsia"/>
+        </w:rPr>
+        <w:t xml:space="preserve">　できるだけ最小金額</w:t>
+      </w:r>
+    </w:p>
+    <w:p>
+      <w:pPr>
+        <w:rPr>
+          <w:rFonts w:ascii="ＭＳ Ｐ明朝" w:eastAsia="ＭＳ Ｐ明朝" w:hAnsi="ＭＳ Ｐ明朝"/>
+        </w:rPr>
+      </w:pPr>
+      <w:r>
+        <w:rPr>
+          <w:rFonts w:ascii="ＭＳ Ｐ明朝" w:eastAsia="ＭＳ Ｐ明朝" w:hAnsi="ＭＳ Ｐ明朝" w:hint="eastAsia"/>
+        </w:rPr>
+        <w:t xml:space="preserve">※普通のみ　</w:t>
+      </w:r>
+      <w:r>
+        <w:rPr>
+          <w:rFonts w:ascii="ＭＳ Ｐ明朝" w:eastAsia="ＭＳ Ｐ明朝" w:hAnsi="ＭＳ Ｐ明朝" w:hint="eastAsia"/>
+        </w:rPr>
+        <w:t>県内のあちこちの観光地をできるだけ多く回る</w:t>
+      </w:r>
+    </w:p>
+    <w:p>
+      <w:pPr>
+        <w:rPr>
+          <w:rFonts w:ascii="ＭＳ Ｐ明朝" w:eastAsia="ＭＳ Ｐ明朝" w:hAnsi="ＭＳ Ｐ明朝" w:hint="eastAsia"/>
+        </w:rPr>
+      </w:pPr>
+      <w:r>
+        <w:rPr>
+          <w:rFonts w:ascii="ＭＳ Ｐ明朝" w:eastAsia="ＭＳ Ｐ明朝" w:hAnsi="ＭＳ Ｐ明朝" w:hint="eastAsia"/>
+        </w:rPr>
+        <w:t>*テーマ１　※テーマ２</w:t>
+      </w:r>
     </w:p>
     <w:p>
       <w:pPr>
@@ -379,7 +471,6 @@
         <w:rPr>
           <w:rFonts w:ascii="ＭＳ Ｐ明朝" w:eastAsia="ＭＳ Ｐ明朝" w:hAnsi="ＭＳ Ｐ明朝" w:hint="eastAsia"/>
         </w:rPr>
-        <w:lastRenderedPageBreak/>
         <w:t>制作案</w:t>
       </w:r>
     </w:p>

--- a/制作ノート_25000_yourname.docx
+++ b/制作ノート_25000_yourname.docx
@@ -117,19 +117,19 @@
         <w:rPr>
           <w:rFonts w:ascii="ＭＳ Ｐ明朝" w:eastAsia="ＭＳ Ｐ明朝" w:hAnsi="ＭＳ Ｐ明朝" w:hint="eastAsia"/>
         </w:rPr>
-        <w:t>テーマ２：久留米</w:t>
-      </w:r>
-      <w:r>
-        <w:rPr>
-          <w:rFonts w:ascii="ＭＳ Ｐ明朝" w:eastAsia="ＭＳ Ｐ明朝" w:hAnsi="ＭＳ Ｐ明朝" w:hint="eastAsia"/>
-        </w:rPr>
-        <w:t>と</w:t>
-      </w:r>
-      <w:r>
-        <w:rPr>
-          <w:rFonts w:ascii="ＭＳ Ｐ明朝" w:eastAsia="ＭＳ Ｐ明朝" w:hAnsi="ＭＳ Ｐ明朝" w:hint="eastAsia"/>
-        </w:rPr>
-        <w:t>熊本の小旅行</w:t>
+        <w:t>テーマ２：</w:t>
+      </w:r>
+      <w:r>
+        <w:rPr>
+          <w:rFonts w:ascii="ＭＳ Ｐ明朝" w:eastAsia="ＭＳ Ｐ明朝" w:hAnsi="ＭＳ Ｐ明朝" w:hint="eastAsia"/>
+        </w:rPr>
+        <w:t>旅行に行くときにやるべきこと</w:t>
+      </w:r>
+      <w:r>
+        <w:rPr>
+          <w:rFonts w:ascii="ＭＳ Ｐ明朝" w:eastAsia="ＭＳ Ｐ明朝" w:hAnsi="ＭＳ Ｐ明朝"/>
+        </w:rPr>
+        <w:t xml:space="preserve"> </w:t>
       </w:r>
     </w:p>
     <w:p>
@@ -205,19 +205,40 @@
         <w:rPr>
           <w:rFonts w:ascii="ＭＳ Ｐ明朝" w:eastAsia="ＭＳ Ｐ明朝" w:hAnsi="ＭＳ Ｐ明朝" w:hint="eastAsia"/>
         </w:rPr>
-        <w:t xml:space="preserve">※普通のみ　</w:t>
-      </w:r>
-      <w:r>
-        <w:rPr>
-          <w:rFonts w:ascii="ＭＳ Ｐ明朝" w:eastAsia="ＭＳ Ｐ明朝" w:hAnsi="ＭＳ Ｐ明朝" w:hint="eastAsia"/>
-        </w:rPr>
-        <w:t>県内のあちこちの観光地をできるだけ多く回る</w:t>
-      </w:r>
-    </w:p>
-    <w:p>
-      <w:pPr>
-        <w:rPr>
-          <w:rFonts w:ascii="ＭＳ Ｐ明朝" w:eastAsia="ＭＳ Ｐ明朝" w:hAnsi="ＭＳ Ｐ明朝" w:hint="eastAsia"/>
+        <w:t>※</w:t>
+      </w:r>
+      <w:r>
+        <w:rPr>
+          <w:rFonts w:ascii="ＭＳ Ｐ明朝" w:eastAsia="ＭＳ Ｐ明朝" w:hAnsi="ＭＳ Ｐ明朝" w:hint="eastAsia"/>
+        </w:rPr>
+        <w:t>気を付けるべきことや事前にやっておいたほうがいいことをできるだけわかりやすく教える</w:t>
+      </w:r>
+    </w:p>
+    <w:p>
+      <w:pPr>
+        <w:ind w:left="720"/>
+        <w:rPr>
+          <w:rFonts w:ascii="ＭＳ Ｐ明朝" w:eastAsia="ＭＳ Ｐ明朝" w:hAnsi="ＭＳ Ｐ明朝"/>
+        </w:rPr>
+      </w:pPr>
+      <w:r>
+        <w:rPr>
+          <w:rFonts w:ascii="ＭＳ Ｐ明朝" w:eastAsia="ＭＳ Ｐ明朝" w:hAnsi="ＭＳ Ｐ明朝"/>
+        </w:rPr>
+        <w:t>自分の体験談よりサイトや本で解決策を見つける</w:t>
+      </w:r>
+    </w:p>
+    <w:p>
+      <w:pPr>
+        <w:rPr>
+          <w:rFonts w:ascii="ＭＳ Ｐ明朝" w:eastAsia="ＭＳ Ｐ明朝" w:hAnsi="ＭＳ Ｐ明朝" w:hint="eastAsia"/>
+        </w:rPr>
+      </w:pPr>
+    </w:p>
+    <w:p>
+      <w:pPr>
+        <w:rPr>
+          <w:rFonts w:ascii="ＭＳ Ｐ明朝" w:eastAsia="ＭＳ Ｐ明朝" w:hAnsi="ＭＳ Ｐ明朝"/>
         </w:rPr>
       </w:pPr>
       <w:r>
@@ -444,6 +465,7 @@
         <w:rPr>
           <w:rFonts w:ascii="ＭＳ Ｐ明朝" w:eastAsia="ＭＳ Ｐ明朝" w:hAnsi="ＭＳ Ｐ明朝" w:hint="eastAsia"/>
         </w:rPr>
+        <w:lastRenderedPageBreak/>
         <w:t>XXXXXXXXXXXXXXXXXXXXXXXXXXXXXXXXXXXXXXXXXXXXXXXXXXXXXXXXXXXXXXXXXXXXXXXXXXXXXXXXXXXXXXXXXXXXXXXXXXXXXXXXXXXXXXXXXXXXXXXXXXXXXXXXXXXXXXXXXXXXXXXXXXXXXXXXXXXXXXXXXXXXXXXXXXXXXXXXXXXXXXXXXXXXXXXXXXXXXXXXXXXXXXXX</w:t>
       </w:r>
     </w:p>
@@ -562,6 +584,154 @@
     </w:sectPr>
   </w:body>
 </w:document>
+</file>
+
+<file path=word/numbering.xml><?xml version="1.0" encoding="utf-8"?>
+<w:numbering xmlns:wpc="http://schemas.microsoft.com/office/word/2010/wordprocessingCanvas" xmlns:cx="http://schemas.microsoft.com/office/drawing/2014/chartex" xmlns:cx1="http://schemas.microsoft.com/office/drawing/2015/9/8/chartex" xmlns:cx2="http://schemas.microsoft.com/office/drawing/2015/10/21/chartex" xmlns:cx3="http://schemas.microsoft.com/office/drawing/2016/5/9/chartex" xmlns:cx4="http://schemas.microsoft.com/office/drawing/2016/5/10/chartex" xmlns:cx5="http://schemas.microsoft.com/office/drawing/2016/5/11/chartex" xmlns:cx6="http://schemas.microsoft.com/office/drawing/2016/5/12/chartex" xmlns:cx7="http://schemas.microsoft.com/office/drawing/2016/5/13/chartex" xmlns:cx8="http://schemas.microsoft.com/office/drawing/2016/5/14/chartex" xmlns:mc="http://schemas.openxmlformats.org/markup-compatibility/2006" xmlns:aink="http://schemas.microsoft.com/office/drawing/2016/ink" xmlns:am3d="http://schemas.microsoft.com/office/drawing/2017/model3d" xmlns:o="urn:schemas-microsoft-com:office:office" xmlns:oel="http://schemas.microsoft.com/office/2019/extlst" xmlns:r="http://schemas.openxmlformats.org/officeDocument/2006/relationships" xmlns:m="http://schemas.openxmlformats.org/officeDocument/2006/math" xmlns:v="urn:schemas-microsoft-com:vml" xmlns:wp14="http://schemas.microsoft.com/office/word/2010/wordprocessingDrawing" xmlns:wp="http://schemas.openxmlformats.org/drawingml/2006/wordprocessingDrawing" xmlns:w10="urn:schemas-microsoft-com:office:word" xmlns:w="http://schemas.openxmlformats.org/wordprocessingml/2006/main" xmlns:w14="http://schemas.microsoft.com/office/word/2010/wordml" xmlns:w15="http://schemas.microsoft.com/office/word/2012/wordml" xmlns:w16cex="http://schemas.microsoft.com/office/word/2018/wordml/cex" xmlns:w16cid="http://schemas.microsoft.com/office/word/2016/wordml/cid" xmlns:w16="http://schemas.microsoft.com/office/word/2018/wordml" xmlns:w16du="http://schemas.microsoft.com/office/word/2023/wordml/word16du" xmlns:w16sdtdh="http://schemas.microsoft.com/office/word/2020/wordml/sdtdatahash" xmlns:w16sdtfl="http://schemas.microsoft.com/office/word/2024/wordml/sdtformatlock" xmlns:w16se="http://schemas.microsoft.com/office/word/2015/wordml/symex" xmlns:wpg="http://schemas.microsoft.com/office/word/2010/wordprocessingGroup" xmlns:wpi="http://schemas.microsoft.com/office/word/2010/wordprocessingInk" xmlns:wne="http://schemas.microsoft.com/office/word/2006/wordml" xmlns:wps="http://schemas.microsoft.com/office/word/2010/wordprocessingShape" mc:Ignorable="w14 w15 w16se w16cid w16 w16cex w16sdtdh w16sdtfl w16du wp14">
+  <w:abstractNum w:abstractNumId="0" w15:restartNumberingAfterBreak="0">
+    <w:nsid w:val="3BB313ED"/>
+    <w:multiLevelType w:val="hybridMultilevel"/>
+    <w:tmpl w:val="889AF898"/>
+    <w:lvl w:ilvl="0" w:tplc="7BB443E8">
+      <w:start w:val="1"/>
+      <w:numFmt w:val="bullet"/>
+      <w:lvlText w:val="•"/>
+      <w:lvlJc w:val="left"/>
+      <w:pPr>
+        <w:tabs>
+          <w:tab w:val="num" w:pos="720"/>
+        </w:tabs>
+        <w:ind w:left="720" w:hanging="360"/>
+      </w:pPr>
+      <w:rPr>
+        <w:rFonts w:ascii="Arial" w:hAnsi="Arial" w:hint="default"/>
+      </w:rPr>
+    </w:lvl>
+    <w:lvl w:ilvl="1" w:tplc="7AA46B6C" w:tentative="1">
+      <w:start w:val="1"/>
+      <w:numFmt w:val="bullet"/>
+      <w:lvlText w:val="•"/>
+      <w:lvlJc w:val="left"/>
+      <w:pPr>
+        <w:tabs>
+          <w:tab w:val="num" w:pos="1440"/>
+        </w:tabs>
+        <w:ind w:left="1440" w:hanging="360"/>
+      </w:pPr>
+      <w:rPr>
+        <w:rFonts w:ascii="Arial" w:hAnsi="Arial" w:hint="default"/>
+      </w:rPr>
+    </w:lvl>
+    <w:lvl w:ilvl="2" w:tplc="8E3047BE" w:tentative="1">
+      <w:start w:val="1"/>
+      <w:numFmt w:val="bullet"/>
+      <w:lvlText w:val="•"/>
+      <w:lvlJc w:val="left"/>
+      <w:pPr>
+        <w:tabs>
+          <w:tab w:val="num" w:pos="2160"/>
+        </w:tabs>
+        <w:ind w:left="2160" w:hanging="360"/>
+      </w:pPr>
+      <w:rPr>
+        <w:rFonts w:ascii="Arial" w:hAnsi="Arial" w:hint="default"/>
+      </w:rPr>
+    </w:lvl>
+    <w:lvl w:ilvl="3" w:tplc="C5ACF9BC" w:tentative="1">
+      <w:start w:val="1"/>
+      <w:numFmt w:val="bullet"/>
+      <w:lvlText w:val="•"/>
+      <w:lvlJc w:val="left"/>
+      <w:pPr>
+        <w:tabs>
+          <w:tab w:val="num" w:pos="2880"/>
+        </w:tabs>
+        <w:ind w:left="2880" w:hanging="360"/>
+      </w:pPr>
+      <w:rPr>
+        <w:rFonts w:ascii="Arial" w:hAnsi="Arial" w:hint="default"/>
+      </w:rPr>
+    </w:lvl>
+    <w:lvl w:ilvl="4" w:tplc="451E0E3A" w:tentative="1">
+      <w:start w:val="1"/>
+      <w:numFmt w:val="bullet"/>
+      <w:lvlText w:val="•"/>
+      <w:lvlJc w:val="left"/>
+      <w:pPr>
+        <w:tabs>
+          <w:tab w:val="num" w:pos="3600"/>
+        </w:tabs>
+        <w:ind w:left="3600" w:hanging="360"/>
+      </w:pPr>
+      <w:rPr>
+        <w:rFonts w:ascii="Arial" w:hAnsi="Arial" w:hint="default"/>
+      </w:rPr>
+    </w:lvl>
+    <w:lvl w:ilvl="5" w:tplc="225EC8B8" w:tentative="1">
+      <w:start w:val="1"/>
+      <w:numFmt w:val="bullet"/>
+      <w:lvlText w:val="•"/>
+      <w:lvlJc w:val="left"/>
+      <w:pPr>
+        <w:tabs>
+          <w:tab w:val="num" w:pos="4320"/>
+        </w:tabs>
+        <w:ind w:left="4320" w:hanging="360"/>
+      </w:pPr>
+      <w:rPr>
+        <w:rFonts w:ascii="Arial" w:hAnsi="Arial" w:hint="default"/>
+      </w:rPr>
+    </w:lvl>
+    <w:lvl w:ilvl="6" w:tplc="E3EA1908" w:tentative="1">
+      <w:start w:val="1"/>
+      <w:numFmt w:val="bullet"/>
+      <w:lvlText w:val="•"/>
+      <w:lvlJc w:val="left"/>
+      <w:pPr>
+        <w:tabs>
+          <w:tab w:val="num" w:pos="5040"/>
+        </w:tabs>
+        <w:ind w:left="5040" w:hanging="360"/>
+      </w:pPr>
+      <w:rPr>
+        <w:rFonts w:ascii="Arial" w:hAnsi="Arial" w:hint="default"/>
+      </w:rPr>
+    </w:lvl>
+    <w:lvl w:ilvl="7" w:tplc="B35A1BF6" w:tentative="1">
+      <w:start w:val="1"/>
+      <w:numFmt w:val="bullet"/>
+      <w:lvlText w:val="•"/>
+      <w:lvlJc w:val="left"/>
+      <w:pPr>
+        <w:tabs>
+          <w:tab w:val="num" w:pos="5760"/>
+        </w:tabs>
+        <w:ind w:left="5760" w:hanging="360"/>
+      </w:pPr>
+      <w:rPr>
+        <w:rFonts w:ascii="Arial" w:hAnsi="Arial" w:hint="default"/>
+      </w:rPr>
+    </w:lvl>
+    <w:lvl w:ilvl="8" w:tplc="208014D0" w:tentative="1">
+      <w:start w:val="1"/>
+      <w:numFmt w:val="bullet"/>
+      <w:lvlText w:val="•"/>
+      <w:lvlJc w:val="left"/>
+      <w:pPr>
+        <w:tabs>
+          <w:tab w:val="num" w:pos="6480"/>
+        </w:tabs>
+        <w:ind w:left="6480" w:hanging="360"/>
+      </w:pPr>
+      <w:rPr>
+        <w:rFonts w:ascii="Arial" w:hAnsi="Arial" w:hint="default"/>
+      </w:rPr>
+    </w:lvl>
+  </w:abstractNum>
+  <w:num w:numId="1" w16cid:durableId="1451046485">
+    <w:abstractNumId w:val="0"/>
+  </w:num>
+</w:numbering>
 </file>
 
 <file path=word/styles.xml><?xml version="1.0" encoding="utf-8"?>
@@ -1168,7 +1338,6 @@
   <w:style w:type="character" w:default="1" w:styleId="a0">
     <w:name w:val="Default Paragraph Font"/>
     <w:uiPriority w:val="1"/>
-    <w:semiHidden/>
     <w:unhideWhenUsed/>
   </w:style>
   <w:style w:type="table" w:default="1" w:styleId="a1">
